--- a/Chat-Mail-Sync-Password-Storage.docx
+++ b/Chat-Mail-Sync-Password-Storage.docx
@@ -7,7 +7,7 @@
         <w:pStyle w:val="Title"/>
       </w:pPr>
       <w:r>
-        <w:t>WA Mail Sync - How the App Password Is Stored</w:t>
+        <w:t>Chat Mail Sync - How the App Password Is Stored</w:t>
       </w:r>
     </w:p>
     <w:p>
@@ -18,7 +18,7 @@
         <w:rPr>
           <w:i/>
         </w:rPr>
-        <w:t>Design rationale for Windows and Android  |  6 August 2026  |  v1.0.0</w:t>
+        <w:t>Design rationale for Windows and Android  |  14 August 2026  |  v1.1.0</w:t>
       </w:r>
     </w:p>
     <w:p>
@@ -525,7 +525,7 @@
           <w:b w:val="0"/>
           <w:i w:val="0"/>
         </w:rPr>
-        <w:t>A fixed application entropy string is mixed into every call. It is not a secret - it ships in the source - and it is not doing cryptographic work. It only stops a DPAPI blob produced by some other application under the same Windows account from being accepted here as if it were ours.</w:t>
+        <w:t>A fixed application entropy string is mixed into every call. It is not a secret - it ships in the source - and its job is only to stop a DPAPI blob produced by some other application under the same Windows account from being accepted here as if it were ours. It is nonetheless a second key input and not a label: CryptUnprotectData succeeds only against the exact entropy CryptProtectData was given, byte for byte. Changing the string therefore orphans every password already on disk - which is what the v1.9.0 rename did, silently, to any install that copied its Data folder forward as the release notes told it to. v1.9.1 repaired it by keeping superseded strings in _LEGACY_APP_ENTROPY, retrying them on read, and re-saving the blob under the current entropy on first use. Treat the current string as frozen: retire one by adding it to that list, never by editing it in place.</w:t>
       </w:r>
     </w:p>
     <w:p>
@@ -880,7 +880,7 @@
         <w:pStyle w:val="ListBullet"/>
       </w:pPr>
       <w:r>
-        <w:t>Key: generated on first use inside AndroidKeyStore under the alias wagmail_imap_key, purposes ENCRYPT and DECRYPT.</w:t>
+        <w:t>Key: generated on first use inside AndroidKeyStore under the alias chatmail_imap_key, purposes ENCRYPT and DECRYPT.</w:t>
       </w:r>
     </w:p>
     <w:p>
@@ -896,7 +896,7 @@
         <w:pStyle w:val="ListBullet"/>
       </w:pPr>
       <w:r>
-        <w:t>Storage format: "&lt;base64 IV&gt;:&lt;base64 ciphertext&gt;" as a plain SharedPreferences string in wagmail_prefs.</w:t>
+        <w:t>Storage format: "&lt;base64 IV&gt;:&lt;base64 ciphertext&gt;" as a plain SharedPreferences string in chatmail_prefs.</w:t>
       </w:r>
     </w:p>
     <w:p>

--- a/Chat-Mail-Sync-Password-Storage.docx
+++ b/Chat-Mail-Sync-Password-Storage.docx
@@ -18,7 +18,7 @@
         <w:rPr>
           <w:i/>
         </w:rPr>
-        <w:t>Design rationale for Windows and Android  |  14 August 2026  |  v1.1.0</w:t>
+        <w:t>Design rationale for Windows and Android  |  14 August 2026  |  v1.1.1</w:t>
       </w:r>
     </w:p>
     <w:p>
@@ -880,7 +880,7 @@
         <w:pStyle w:val="ListBullet"/>
       </w:pPr>
       <w:r>
-        <w:t>Key: generated on first use inside AndroidKeyStore under the alias chatmail_imap_key, purposes ENCRYPT and DECRYPT.</w:t>
+        <w:t>Key: generated on first use inside AndroidKeyStore under the alias chatmailsync_imap_key, purposes ENCRYPT and DECRYPT.</w:t>
       </w:r>
     </w:p>
     <w:p>
@@ -896,7 +896,7 @@
         <w:pStyle w:val="ListBullet"/>
       </w:pPr>
       <w:r>
-        <w:t>Storage format: "&lt;base64 IV&gt;:&lt;base64 ciphertext&gt;" as a plain SharedPreferences string in chatmail_prefs.</w:t>
+        <w:t>Storage format: "&lt;base64 IV&gt;:&lt;base64 ciphertext&gt;" as a plain SharedPreferences string in chatmailsync_prefs.</w:t>
       </w:r>
     </w:p>
     <w:p>
